--- a/chapter1/House_Style.docx
+++ b/chapter1/House_Style.docx
@@ -1103,6 +1103,14 @@
     </w:p>
     <w:p>
       <w:pPr>
+        <w:jc w:val="both"/>
+      </w:pPr>
+      <w:r>
+        <w:t>Figure 1.2 is the reference. Both of its panels are drawn the same way, and every illustration in the book should look as if the same hand drew it.</w:t>
+      </w:r>
+    </w:p>
+    <w:p>
+      <w:pPr>
         <w:pStyle w:val="ListBullet"/>
       </w:pPr>
       <w:r>
@@ -1112,7 +1120,67 @@
         <w:t>Two-dimensional engineering drawings only</w:t>
       </w:r>
       <w:r>
-        <w:t>: an elevation or a section, drawn as a drafter would draw it. No perspective, no 3-D rendering, no shading gradients, no photorealism. No AI-generated imagery (see §8).</w:t>
+        <w:t>: an elevation, a half section or a section, drawn as a drafter would draw it. No perspective, no 3-D rendering, no shading gradients, no photorealism. No AI-generated imagery (see §8).</w:t>
+      </w:r>
+    </w:p>
+    <w:p>
+      <w:pPr>
+        <w:pStyle w:val="ListBullet"/>
+      </w:pPr>
+      <w:r>
+        <w:rPr>
+          <w:b/>
+        </w:rPr>
+        <w:t>Flat fills, no hatching.</w:t>
+      </w:r>
+      <w:r>
+        <w:t xml:space="preserve"> Every part is drawn as a flat, light fill from the palette below, with an ink outline. Nothing is hatched.</w:t>
+      </w:r>
+    </w:p>
+    <w:p>
+      <w:pPr>
+        <w:pStyle w:val="ListBullet"/>
+      </w:pPr>
+      <w:r>
+        <w:rPr>
+          <w:b/>
+        </w:rPr>
+        <w:t>Showing the inside</w:t>
+      </w:r>
+      <w:r>
+        <w:t xml:space="preserve">: draw a </w:t>
+      </w:r>
+      <w:r>
+        <w:rPr>
+          <w:i/>
+        </w:rPr>
+        <w:t>half section</w:t>
+      </w:r>
+      <w:r>
+        <w:t xml:space="preserve">. The upper half is cut and the lower half is seen from outside, with the centre line between them. Cut housing walls take the darker </w:t>
+      </w:r>
+      <w:r>
+        <w:rPr>
+          <w:i/>
+        </w:rPr>
+        <w:t>section</w:t>
+      </w:r>
+      <w:r>
+        <w:t xml:space="preserve"> tone. Shafts, rotors and other solid parts on the axis are never cut. A laminated stack is shown by thin grey lines across it, perpendicular to the shaft.</w:t>
+      </w:r>
+    </w:p>
+    <w:p>
+      <w:pPr>
+        <w:pStyle w:val="ListBullet"/>
+      </w:pPr>
+      <w:r>
+        <w:rPr>
+          <w:b/>
+        </w:rPr>
+        <w:t>Machines in their setting</w:t>
+      </w:r>
+      <w:r>
+        <w:t xml:space="preserve"> stand on a floor: a heavy floor line with a light band below it and a baseplate above it, as in Figure 1.2. Anything below floor level, such as an oil skid, is drawn in that band.</w:t>
       </w:r>
     </w:p>
     <w:p>
@@ -1126,21 +1194,7 @@
         <w:t>Line weights</w:t>
       </w:r>
       <w:r>
-        <w:t>: part outlines 1.0 pt; leader, centre and dimension lines 0.5 pt; hatching 0.4 pt.</w:t>
-      </w:r>
-    </w:p>
-    <w:p>
-      <w:pPr>
-        <w:pStyle w:val="ListBullet"/>
-      </w:pPr>
-      <w:r>
-        <w:rPr>
-          <w:b/>
-        </w:rPr>
-        <w:t>Sections</w:t>
-      </w:r>
-      <w:r>
-        <w:t>: cut material is hatched at 45°. Adjacent parts are hatched in opposite directions, and cast or fabricated housings are cross-hatched. Surfaces seen in elevation are never hatched.</w:t>
+        <w:t>: part outlines 1.0 pt. Leader lines, centre lines, dimension lines, lamination lines and small details 0.5 pt.</w:t>
       </w:r>
     </w:p>
     <w:p>
@@ -1168,7 +1222,7 @@
         <w:t>Labels</w:t>
       </w:r>
       <w:r>
-        <w:t xml:space="preserve">: horizontal, sentence case, 11 pt. Each label is joined to its part by a thin grey leader line </w:t>
+        <w:t xml:space="preserve">: horizontal, sentence case, 11 pt. Main units are named above them, with the speed under the name where it matters ("compressor / 30 000 r/min"). Every other label is joined to its part by a thin grey leader line </w:t>
       </w:r>
       <w:r>
         <w:rPr>
@@ -1177,7 +1231,21 @@
         <w:t>without</w:t>
       </w:r>
       <w:r>
-        <w:t xml:space="preserve"> an arrowhead. Arrows are kept for flow, motion and dimensions.</w:t>
+        <w:t xml:space="preserve"> an arrowhead. A leader that ends inside a part ends in a small dot. Arrows are kept for flow, motion and dimensions.</w:t>
+      </w:r>
+    </w:p>
+    <w:p>
+      <w:pPr>
+        <w:pStyle w:val="ListBullet"/>
+      </w:pPr>
+      <w:r>
+        <w:rPr>
+          <w:b/>
+        </w:rPr>
+        <w:t>Scale</w:t>
+      </w:r>
+      <w:r>
+        <w:t>: where the scale carries meaning, keep it. A rotor drawn above its mode shapes shares their axial scale (Figure 1.4).</w:t>
       </w:r>
     </w:p>
     <w:p>
@@ -1191,7 +1259,7 @@
         <w:t>Fills</w:t>
       </w:r>
       <w:r>
-        <w:t xml:space="preserve"> come from one material palette, light enough for labels and hatching to stay legible:</w:t>
+        <w:t xml:space="preserve"> come from one material palette, light enough for labels to stay legible:</w:t>
       </w:r>
     </w:p>
     <w:tbl>
@@ -1217,9 +1285,8 @@
         <w:tblLook w:val="0420" w:firstRow="1" w:lastRow="0" w:firstColumn="0" w:lastColumn="0" w:noHBand="1" w:noVBand="1"/>
       </w:tblPr>
       <w:tblGrid>
-        <w:gridCol w:w="3707"/>
-        <w:gridCol w:w="1289"/>
-        <w:gridCol w:w="4030"/>
+        <w:gridCol w:w="4062"/>
+        <w:gridCol w:w="4964"/>
       </w:tblGrid>
       <w:tr>
         <w:trPr>
@@ -1228,7 +1295,7 @@
         </w:trPr>
         <w:tc>
           <w:tcPr>
-            <w:tcW w:w="3707" w:type="dxa"/>
+            <w:tcW w:w="4062" w:type="dxa"/>
             <w:tcBorders>
               <w:bottom w:val="single" w:sz="4" w:space="0" w:color="000000"/>
             </w:tcBorders>
@@ -1253,7 +1320,7 @@
         </w:tc>
         <w:tc>
           <w:tcPr>
-            <w:tcW w:w="1289" w:type="dxa"/>
+            <w:tcW w:w="4964" w:type="dxa"/>
             <w:tcBorders>
               <w:bottom w:val="single" w:sz="4" w:space="0" w:color="000000"/>
             </w:tcBorders>
@@ -1276,31 +1343,6 @@
             </w:r>
           </w:p>
         </w:tc>
-        <w:tc>
-          <w:tcPr>
-            <w:tcW w:w="4030" w:type="dxa"/>
-            <w:tcBorders>
-              <w:bottom w:val="single" w:sz="4" w:space="0" w:color="000000"/>
-            </w:tcBorders>
-            <w:vAlign w:val="center"/>
-          </w:tcPr>
-          <w:p>
-            <w:pPr>
-              <w:spacing w:before="0" w:after="0" w:line="240" w:lineRule="auto"/>
-              <w:jc w:val="left"/>
-            </w:pPr>
-            <w:r>
-              <w:rPr>
-                <w:rFonts w:ascii="Times New Roman" w:hAnsi="Times New Roman" w:cs="Times New Roman"/>
-                <w:b/>
-                <w:bCs/>
-                <w:sz w:val="22"/>
-                <w:szCs w:val="22"/>
-              </w:rPr>
-              <w:t>Shown with</w:t>
-            </w:r>
-          </w:p>
-        </w:tc>
       </w:tr>
       <w:tr>
         <w:trPr>
@@ -1308,7 +1350,7 @@
         </w:trPr>
         <w:tc>
           <w:tcPr>
-            <w:tcW w:w="3707" w:type="dxa"/>
+            <w:tcW w:w="4062" w:type="dxa"/>
             <w:vAlign w:val="center"/>
           </w:tcPr>
           <w:p>
@@ -1322,13 +1364,13 @@
                 <w:sz w:val="22"/>
                 <w:szCs w:val="22"/>
               </w:rPr>
-              <w:t>Housing, casing</w:t>
+              <w:t>Housing, casing, seen from outside</w:t>
             </w:r>
           </w:p>
         </w:tc>
         <w:tc>
           <w:tcPr>
-            <w:tcW w:w="1289" w:type="dxa"/>
+            <w:tcW w:w="4964" w:type="dxa"/>
             <w:vAlign w:val="center"/>
           </w:tcPr>
           <w:p>
@@ -1346,9 +1388,14 @@
             </w:r>
           </w:p>
         </w:tc>
+      </w:tr>
+      <w:tr>
+        <w:trPr>
+          <w:cantSplit/>
+        </w:trPr>
         <w:tc>
           <w:tcPr>
-            <w:tcW w:w="4030" w:type="dxa"/>
+            <w:tcW w:w="4062" w:type="dxa"/>
             <w:vAlign w:val="center"/>
           </w:tcPr>
           <w:p>
@@ -1362,18 +1409,13 @@
                 <w:sz w:val="22"/>
                 <w:szCs w:val="22"/>
               </w:rPr>
-              <w:t>cross-hatching in section</w:t>
+              <w:t>Housing wall where a section cuts it</w:t>
             </w:r>
           </w:p>
         </w:tc>
-      </w:tr>
-      <w:tr>
-        <w:trPr>
-          <w:cantSplit/>
-        </w:trPr>
         <w:tc>
           <w:tcPr>
-            <w:tcW w:w="3707" w:type="dxa"/>
+            <w:tcW w:w="4964" w:type="dxa"/>
             <w:vAlign w:val="center"/>
           </w:tcPr>
           <w:p>
@@ -1387,13 +1429,38 @@
                 <w:sz w:val="22"/>
                 <w:szCs w:val="22"/>
               </w:rPr>
-              <w:t>Shaft, solid steel</w:t>
+              <w:t>#dcdcd6</w:t>
+            </w:r>
+          </w:p>
+        </w:tc>
+      </w:tr>
+      <w:tr>
+        <w:trPr>
+          <w:cantSplit/>
+        </w:trPr>
+        <w:tc>
+          <w:tcPr>
+            <w:tcW w:w="4062" w:type="dxa"/>
+            <w:vAlign w:val="center"/>
+          </w:tcPr>
+          <w:p>
+            <w:pPr>
+              <w:spacing w:before="0" w:after="0" w:line="240" w:lineRule="auto"/>
+              <w:jc w:val="left"/>
+            </w:pPr>
+            <w:r>
+              <w:rPr>
+                <w:rFonts w:ascii="Times New Roman" w:hAnsi="Times New Roman" w:cs="Times New Roman"/>
+                <w:sz w:val="22"/>
+                <w:szCs w:val="22"/>
+              </w:rPr>
+              <w:t>Shaft, disc, solid steel</w:t>
             </w:r>
           </w:p>
         </w:tc>
         <w:tc>
           <w:tcPr>
-            <w:tcW w:w="1289" w:type="dxa"/>
+            <w:tcW w:w="4964" w:type="dxa"/>
             <w:vAlign w:val="center"/>
           </w:tcPr>
           <w:p>
@@ -1411,9 +1478,14 @@
             </w:r>
           </w:p>
         </w:tc>
+      </w:tr>
+      <w:tr>
+        <w:trPr>
+          <w:cantSplit/>
+        </w:trPr>
         <w:tc>
           <w:tcPr>
-            <w:tcW w:w="4030" w:type="dxa"/>
+            <w:tcW w:w="4062" w:type="dxa"/>
             <w:vAlign w:val="center"/>
           </w:tcPr>
           <w:p>
@@ -1427,38 +1499,13 @@
                 <w:sz w:val="22"/>
                 <w:szCs w:val="22"/>
               </w:rPr>
-              <w:t>—</w:t>
-            </w:r>
-          </w:p>
-        </w:tc>
-      </w:tr>
-      <w:tr>
-        <w:trPr>
-          <w:cantSplit/>
-        </w:trPr>
-        <w:tc>
-          <w:tcPr>
-            <w:tcW w:w="3707" w:type="dxa"/>
-            <w:vAlign w:val="center"/>
-          </w:tcPr>
-          <w:p>
-            <w:pPr>
-              <w:spacing w:before="0" w:after="0" w:line="240" w:lineRule="auto"/>
-              <w:jc w:val="left"/>
-            </w:pPr>
-            <w:r>
-              <w:rPr>
-                <w:rFonts w:ascii="Times New Roman" w:hAnsi="Times New Roman" w:cs="Times New Roman"/>
-                <w:sz w:val="22"/>
-                <w:szCs w:val="22"/>
-              </w:rPr>
-              <w:t>Solid rotor body</w:t>
+              <w:t>Rotor active part, drawn as one body</w:t>
             </w:r>
           </w:p>
         </w:tc>
         <w:tc>
           <w:tcPr>
-            <w:tcW w:w="1289" w:type="dxa"/>
+            <w:tcW w:w="4964" w:type="dxa"/>
             <w:vAlign w:val="center"/>
           </w:tcPr>
           <w:p>
@@ -1476,26 +1523,6 @@
             </w:r>
           </w:p>
         </w:tc>
-        <w:tc>
-          <w:tcPr>
-            <w:tcW w:w="4030" w:type="dxa"/>
-            <w:vAlign w:val="center"/>
-          </w:tcPr>
-          <w:p>
-            <w:pPr>
-              <w:spacing w:before="0" w:after="0" w:line="240" w:lineRule="auto"/>
-              <w:jc w:val="left"/>
-            </w:pPr>
-            <w:r>
-              <w:rPr>
-                <w:rFonts w:ascii="Times New Roman" w:hAnsi="Times New Roman" w:cs="Times New Roman"/>
-                <w:sz w:val="22"/>
-                <w:szCs w:val="22"/>
-              </w:rPr>
-              <w:t>—</w:t>
-            </w:r>
-          </w:p>
-        </w:tc>
       </w:tr>
       <w:tr>
         <w:trPr>
@@ -1503,7 +1530,7 @@
         </w:trPr>
         <w:tc>
           <w:tcPr>
-            <w:tcW w:w="3707" w:type="dxa"/>
+            <w:tcW w:w="4062" w:type="dxa"/>
             <w:vAlign w:val="center"/>
           </w:tcPr>
           <w:p>
@@ -1523,7 +1550,52 @@
         </w:tc>
         <w:tc>
           <w:tcPr>
-            <w:tcW w:w="1289" w:type="dxa"/>
+            <w:tcW w:w="4964" w:type="dxa"/>
+            <w:vAlign w:val="center"/>
+          </w:tcPr>
+          <w:p>
+            <w:pPr>
+              <w:spacing w:before="0" w:after="0" w:line="240" w:lineRule="auto"/>
+              <w:jc w:val="left"/>
+            </w:pPr>
+            <w:r>
+              <w:rPr>
+                <w:rFonts w:ascii="Times New Roman" w:hAnsi="Times New Roman" w:cs="Times New Roman"/>
+                <w:sz w:val="22"/>
+                <w:szCs w:val="22"/>
+              </w:rPr>
+              <w:t>white, with thin grey lines across the stack</w:t>
+            </w:r>
+          </w:p>
+        </w:tc>
+      </w:tr>
+      <w:tr>
+        <w:trPr>
+          <w:cantSplit/>
+        </w:trPr>
+        <w:tc>
+          <w:tcPr>
+            <w:tcW w:w="4062" w:type="dxa"/>
+            <w:vAlign w:val="center"/>
+          </w:tcPr>
+          <w:p>
+            <w:pPr>
+              <w:spacing w:before="0" w:after="0" w:line="240" w:lineRule="auto"/>
+              <w:jc w:val="left"/>
+            </w:pPr>
+            <w:r>
+              <w:rPr>
+                <w:rFonts w:ascii="Times New Roman" w:hAnsi="Times New Roman" w:cs="Times New Roman"/>
+                <w:sz w:val="22"/>
+                <w:szCs w:val="22"/>
+              </w:rPr>
+              <w:t>Bearings, AMB stators</w:t>
+            </w:r>
+          </w:p>
+        </w:tc>
+        <w:tc>
+          <w:tcPr>
+            <w:tcW w:w="4964" w:type="dxa"/>
             <w:vAlign w:val="center"/>
           </w:tcPr>
           <w:p>
@@ -1541,26 +1613,6 @@
             </w:r>
           </w:p>
         </w:tc>
-        <w:tc>
-          <w:tcPr>
-            <w:tcW w:w="4030" w:type="dxa"/>
-            <w:vAlign w:val="center"/>
-          </w:tcPr>
-          <w:p>
-            <w:pPr>
-              <w:spacing w:before="0" w:after="0" w:line="240" w:lineRule="auto"/>
-              <w:jc w:val="left"/>
-            </w:pPr>
-            <w:r>
-              <w:rPr>
-                <w:rFonts w:ascii="Times New Roman" w:hAnsi="Times New Roman" w:cs="Times New Roman"/>
-                <w:sz w:val="22"/>
-                <w:szCs w:val="22"/>
-              </w:rPr>
-              <w:t>45° section hatching</w:t>
-            </w:r>
-          </w:p>
-        </w:tc>
       </w:tr>
       <w:tr>
         <w:trPr>
@@ -1568,72 +1620,7 @@
         </w:trPr>
         <w:tc>
           <w:tcPr>
-            <w:tcW w:w="3707" w:type="dxa"/>
-            <w:vAlign w:val="center"/>
-          </w:tcPr>
-          <w:p>
-            <w:pPr>
-              <w:spacing w:before="0" w:after="0" w:line="240" w:lineRule="auto"/>
-              <w:jc w:val="left"/>
-            </w:pPr>
-            <w:r>
-              <w:rPr>
-                <w:rFonts w:ascii="Times New Roman" w:hAnsi="Times New Roman" w:cs="Times New Roman"/>
-                <w:sz w:val="22"/>
-                <w:szCs w:val="22"/>
-              </w:rPr>
-              <w:t>Bearings, AMBs</w:t>
-            </w:r>
-          </w:p>
-        </w:tc>
-        <w:tc>
-          <w:tcPr>
-            <w:tcW w:w="1289" w:type="dxa"/>
-            <w:vAlign w:val="center"/>
-          </w:tcPr>
-          <w:p>
-            <w:pPr>
-              <w:spacing w:before="0" w:after="0" w:line="240" w:lineRule="auto"/>
-              <w:jc w:val="left"/>
-            </w:pPr>
-            <w:r>
-              <w:rPr>
-                <w:rFonts w:ascii="Times New Roman" w:hAnsi="Times New Roman" w:cs="Times New Roman"/>
-                <w:sz w:val="22"/>
-                <w:szCs w:val="22"/>
-              </w:rPr>
-              <w:t>white</w:t>
-            </w:r>
-          </w:p>
-        </w:tc>
-        <w:tc>
-          <w:tcPr>
-            <w:tcW w:w="4030" w:type="dxa"/>
-            <w:vAlign w:val="center"/>
-          </w:tcPr>
-          <w:p>
-            <w:pPr>
-              <w:spacing w:before="0" w:after="0" w:line="240" w:lineRule="auto"/>
-              <w:jc w:val="left"/>
-            </w:pPr>
-            <w:r>
-              <w:rPr>
-                <w:rFonts w:ascii="Times New Roman" w:hAnsi="Times New Roman" w:cs="Times New Roman"/>
-                <w:sz w:val="22"/>
-                <w:szCs w:val="22"/>
-              </w:rPr>
-              <w:t>opposite 45° hatching</w:t>
-            </w:r>
-          </w:p>
-        </w:tc>
-      </w:tr>
-      <w:tr>
-        <w:trPr>
-          <w:cantSplit/>
-        </w:trPr>
-        <w:tc>
-          <w:tcPr>
-            <w:tcW w:w="3707" w:type="dxa"/>
+            <w:tcW w:w="4062" w:type="dxa"/>
             <w:vAlign w:val="center"/>
           </w:tcPr>
           <w:p>
@@ -1653,7 +1640,7 @@
         </w:tc>
         <w:tc>
           <w:tcPr>
-            <w:tcW w:w="1289" w:type="dxa"/>
+            <w:tcW w:w="4964" w:type="dxa"/>
             <w:vAlign w:val="center"/>
           </w:tcPr>
           <w:p>
@@ -1671,26 +1658,6 @@
             </w:r>
           </w:p>
         </w:tc>
-        <w:tc>
-          <w:tcPr>
-            <w:tcW w:w="4030" w:type="dxa"/>
-            <w:vAlign w:val="center"/>
-          </w:tcPr>
-          <w:p>
-            <w:pPr>
-              <w:spacing w:before="0" w:after="0" w:line="240" w:lineRule="auto"/>
-              <w:jc w:val="left"/>
-            </w:pPr>
-            <w:r>
-              <w:rPr>
-                <w:rFonts w:ascii="Times New Roman" w:hAnsi="Times New Roman" w:cs="Times New Roman"/>
-                <w:sz w:val="22"/>
-                <w:szCs w:val="22"/>
-              </w:rPr>
-              <w:t>—</w:t>
-            </w:r>
-          </w:p>
-        </w:tc>
       </w:tr>
       <w:tr>
         <w:trPr>
@@ -1698,7 +1665,7 @@
         </w:trPr>
         <w:tc>
           <w:tcPr>
-            <w:tcW w:w="3707" w:type="dxa"/>
+            <w:tcW w:w="4062" w:type="dxa"/>
             <w:vAlign w:val="center"/>
           </w:tcPr>
           <w:p>
@@ -1718,7 +1685,7 @@
         </w:tc>
         <w:tc>
           <w:tcPr>
-            <w:tcW w:w="1289" w:type="dxa"/>
+            <w:tcW w:w="4964" w:type="dxa"/>
             <w:vAlign w:val="center"/>
           </w:tcPr>
           <w:p>
@@ -1736,26 +1703,6 @@
             </w:r>
           </w:p>
         </w:tc>
-        <w:tc>
-          <w:tcPr>
-            <w:tcW w:w="4030" w:type="dxa"/>
-            <w:vAlign w:val="center"/>
-          </w:tcPr>
-          <w:p>
-            <w:pPr>
-              <w:spacing w:before="0" w:after="0" w:line="240" w:lineRule="auto"/>
-              <w:jc w:val="left"/>
-            </w:pPr>
-            <w:r>
-              <w:rPr>
-                <w:rFonts w:ascii="Times New Roman" w:hAnsi="Times New Roman" w:cs="Times New Roman"/>
-                <w:sz w:val="22"/>
-                <w:szCs w:val="22"/>
-              </w:rPr>
-              <w:t>—</w:t>
-            </w:r>
-          </w:p>
-        </w:tc>
       </w:tr>
       <w:tr>
         <w:trPr>
@@ -1763,7 +1710,7 @@
         </w:trPr>
         <w:tc>
           <w:tcPr>
-            <w:tcW w:w="3707" w:type="dxa"/>
+            <w:tcW w:w="4062" w:type="dxa"/>
             <w:vAlign w:val="center"/>
           </w:tcPr>
           <w:p>
@@ -1783,7 +1730,7 @@
         </w:tc>
         <w:tc>
           <w:tcPr>
-            <w:tcW w:w="1289" w:type="dxa"/>
+            <w:tcW w:w="4964" w:type="dxa"/>
             <w:vAlign w:val="center"/>
           </w:tcPr>
           <w:p>
@@ -1801,26 +1748,6 @@
             </w:r>
           </w:p>
         </w:tc>
-        <w:tc>
-          <w:tcPr>
-            <w:tcW w:w="4030" w:type="dxa"/>
-            <w:vAlign w:val="center"/>
-          </w:tcPr>
-          <w:p>
-            <w:pPr>
-              <w:spacing w:before="0" w:after="0" w:line="240" w:lineRule="auto"/>
-              <w:jc w:val="left"/>
-            </w:pPr>
-            <w:r>
-              <w:rPr>
-                <w:rFonts w:ascii="Times New Roman" w:hAnsi="Times New Roman" w:cs="Times New Roman"/>
-                <w:sz w:val="22"/>
-                <w:szCs w:val="22"/>
-              </w:rPr>
-              <w:t>—</w:t>
-            </w:r>
-          </w:p>
-        </w:tc>
       </w:tr>
       <w:tr>
         <w:trPr>
@@ -1828,7 +1755,7 @@
         </w:trPr>
         <w:tc>
           <w:tcPr>
-            <w:tcW w:w="3707" w:type="dxa"/>
+            <w:tcW w:w="4062" w:type="dxa"/>
             <w:vAlign w:val="center"/>
           </w:tcPr>
           <w:p>
@@ -1848,7 +1775,7 @@
         </w:tc>
         <w:tc>
           <w:tcPr>
-            <w:tcW w:w="1289" w:type="dxa"/>
+            <w:tcW w:w="4964" w:type="dxa"/>
             <w:vAlign w:val="center"/>
           </w:tcPr>
           <w:p>
@@ -1863,26 +1790,6 @@
                 <w:szCs w:val="22"/>
               </w:rPr>
               <w:t>#f5f5f5</w:t>
-            </w:r>
-          </w:p>
-        </w:tc>
-        <w:tc>
-          <w:tcPr>
-            <w:tcW w:w="4030" w:type="dxa"/>
-            <w:vAlign w:val="center"/>
-          </w:tcPr>
-          <w:p>
-            <w:pPr>
-              <w:spacing w:before="0" w:after="0" w:line="240" w:lineRule="auto"/>
-              <w:jc w:val="left"/>
-            </w:pPr>
-            <w:r>
-              <w:rPr>
-                <w:rFonts w:ascii="Times New Roman" w:hAnsi="Times New Roman" w:cs="Times New Roman"/>
-                <w:sz w:val="22"/>
-                <w:szCs w:val="22"/>
-              </w:rPr>
-              <w:t>—</w:t>
             </w:r>
           </w:p>
         </w:tc>
@@ -2629,6 +2536,32 @@
     </w:p>
     <w:p>
       <w:pPr>
+        <w:spacing w:after="0"/>
+        <w:ind w:left="340"/>
+      </w:pPr>
+      <w:r>
+        <w:rPr>
+          <w:rFonts w:ascii="Courier New" w:hAnsi="Courier New"/>
+          <w:sz w:val="19"/>
+        </w:rPr>
+        <w:t>fig, ax = hs.canvas(12.0)          # an illustration, in cm</w:t>
+      </w:r>
+    </w:p>
+    <w:p>
+      <w:pPr>
+        <w:spacing w:after="0"/>
+        <w:ind w:left="340"/>
+      </w:pPr>
+      <w:r>
+        <w:rPr>
+          <w:rFonts w:ascii="Courier New" w:hAnsi="Courier New"/>
+          <w:sz w:val="19"/>
+        </w:rPr>
+        <w:t>hs.laminated(ax, 2.0, 5.0, 3.1, 4.2)          # a laminated stack</w:t>
+      </w:r>
+    </w:p>
+    <w:p>
+      <w:pPr>
         <w:spacing w:after="160"/>
         <w:ind w:left="340"/>
       </w:pPr>
@@ -2637,7 +2570,7 @@
           <w:rFonts w:ascii="Courier New" w:hAnsi="Courier New"/>
           <w:sz w:val="19"/>
         </w:rPr>
-        <w:t>fig, ax = hs.canvas(12.0)          # an illustration, in cm</w:t>
+        <w:t>hs.leader(ax, 'stator', (3.5, 3.6), (3.5, 6.0), dot=True)</w:t>
       </w:r>
     </w:p>
     <w:p>
@@ -2788,7 +2721,7 @@
         <w:pStyle w:val="ListNumber"/>
       </w:pPr>
       <w:r>
-        <w:t>Illustrations are 2-D drawings, with no AI imagery and no photorealism.</w:t>
+        <w:t>Illustrations are 2-D drawings in flat fills from the palette, with no hatching, no AI imagery and no photorealism.</w:t>
       </w:r>
     </w:p>
     <w:p>
@@ -2852,9 +2785,10 @@
     <w:p>
       <w:pPr>
         <w:pStyle w:val="Heading1"/>
+        <w:pageBreakBefore/>
       </w:pPr>
       <w:r>
-        <w:t>Example: a figure and its caption as they stand in Chapter 1</w:t>
+        <w:t>Example: a graph and its caption, as in Chapter 1</w:t>
       </w:r>
     </w:p>
     <w:p>
@@ -2908,7 +2842,70 @@
         <w:t>Figure 1.5.</w:t>
       </w:r>
       <w:r>
-        <w:t xml:space="preserve"> Loss components against rotational speed at fixed machine geometry: copper loss approximately constant, iron loss rising roughly with the square of speed and windage with its cube. The loss values are illustrative.</w:t>
+        <w:t xml:space="preserve"> Loss components against rotational speed at fixed machine geometry: copper loss approximately constant, iron loss rising roughly with the square of speed and windage with its cube. The onset of efficiency decay marks where loss growth overtakes the linear growth of output power. Section 1.5.5 shows how this picture changes when the machine is redesigned for the higher speed rather than overspeed. The loss values are illustrative (copper 2.8 %, iron 1.0 % and windage 0.4 % of rated output at rated speed); the efficiency maximum lies where the tangent from the origin touches the total loss.</w:t>
+      </w:r>
+    </w:p>
+    <w:p>
+      <w:pPr>
+        <w:pStyle w:val="Heading1"/>
+        <w:pageBreakBefore/>
+      </w:pPr>
+      <w:r>
+        <w:t>Example: an illustration and its caption, as in Chapter 1</w:t>
+      </w:r>
+    </w:p>
+    <w:p>
+      <w:pPr>
+        <w:keepNext/>
+        <w:jc w:val="center"/>
+      </w:pPr>
+      <w:r>
+        <w:drawing>
+          <wp:inline xmlns:a="http://schemas.openxmlformats.org/drawingml/2006/main" xmlns:pic="http://schemas.openxmlformats.org/drawingml/2006/picture">
+            <wp:extent cx="5731510" cy="6120216"/>
+            <wp:docPr id="2" name="Picture 2"/>
+            <wp:cNvGraphicFramePr>
+              <a:graphicFrameLocks noChangeAspect="1"/>
+            </wp:cNvGraphicFramePr>
+            <a:graphic>
+              <a:graphicData uri="http://schemas.openxmlformats.org/drawingml/2006/picture">
+                <pic:pic>
+                  <pic:nvPicPr>
+                    <pic:cNvPr id="0" name="fig_1_02.png"/>
+                    <pic:cNvPicPr/>
+                  </pic:nvPicPr>
+                  <pic:blipFill>
+                    <a:blip r:embed="rId10"/>
+                    <a:stretch>
+                      <a:fillRect/>
+                    </a:stretch>
+                  </pic:blipFill>
+                  <pic:spPr>
+                    <a:xfrm>
+                      <a:off x="0" y="0"/>
+                      <a:ext cx="5731510" cy="6120216"/>
+                    </a:xfrm>
+                    <a:prstGeom prst="rect"/>
+                  </pic:spPr>
+                </pic:pic>
+              </a:graphicData>
+            </a:graphic>
+          </wp:inline>
+        </w:drawing>
+      </w:r>
+    </w:p>
+    <w:p>
+      <w:pPr>
+        <w:pStyle w:val="Caption"/>
+      </w:pPr>
+      <w:r>
+        <w:rPr>
+          <w:b/>
+        </w:rPr>
+        <w:t>Figure 1.2.</w:t>
+      </w:r>
+      <w:r>
+        <w:t xml:space="preserve"> Traditional geared and integrated direct-drive architectures. (a) a mains-frequency motor drives the impeller through a step-up gearbox having a heavy lubrication system. (b) the impeller is mounted directly on the high-speed motor shaft, optionally carried on active magnetic bearings (AMBs), and the gearbox, couplings and oil system disappear. In (b) the upper half of the unit is drawn in section.</w:t>
       </w:r>
     </w:p>
     <w:sectPr>

--- a/chapter1/House_Style.docx
+++ b/chapter1/House_Style.docx
@@ -1106,7 +1106,7 @@
         <w:jc w:val="both"/>
       </w:pPr>
       <w:r>
-        <w:t>Figure 1.2 is the reference. Both of its panels are drawn the same way, and every illustration in the book should look as if the same hand drew it.</w:t>
+        <w:t>Figure 1.2 is the reference. All three of its panels are drawn the same way, and every illustration in the book should look as if the same hand drew it.</w:t>
       </w:r>
     </w:p>
     <w:p>
@@ -1120,7 +1120,7 @@
         <w:t>Two-dimensional engineering drawings only</w:t>
       </w:r>
       <w:r>
-        <w:t>: an elevation, a half section or a section, drawn as a drafter would draw it. No perspective, no 3-D rendering, no shading gradients, no photorealism. No AI-generated imagery (see §8).</w:t>
+        <w:t>: an elevation, a half section or a section, drawn as a drafter would draw it. No perspective, no 3-D rendering, no shading gradients, no photorealism. No AI-generated imagery (see §10).</w:t>
       </w:r>
     </w:p>
     <w:p>
@@ -1191,6 +1191,90 @@
         <w:rPr>
           <w:b/>
         </w:rPr>
+        <w:t>To scale, from real dimensions.</w:t>
+      </w:r>
+      <w:r>
+        <w:t xml:space="preserve"> Draw every part from its real dimensions, in metres, so that its proportions are true; never stretch a part to fit a label or the page. A high-speed machine is small for its power, and the drawing must show it: in Figure 1.2 the high-speed motor is seen at its true size beside the 1500 r/min motor it replaces, about a seventh of its volume.</w:t>
+      </w:r>
+    </w:p>
+    <w:p>
+      <w:pPr>
+        <w:pStyle w:val="ListBullet"/>
+      </w:pPr>
+      <w:r>
+        <w:rPr>
+          <w:b/>
+        </w:rPr>
+        <w:t>One scale for what is compared.</w:t>
+      </w:r>
+      <w:r>
+        <w:t xml:space="preserve"> Arrangements set side by side for comparison share one scale, so that the reader compares sizes directly, and the caption says so.</w:t>
+      </w:r>
+    </w:p>
+    <w:p>
+      <w:pPr>
+        <w:pStyle w:val="ListBullet"/>
+      </w:pPr>
+      <w:r>
+        <w:rPr>
+          <w:b/>
+        </w:rPr>
+        <w:t>Scale bar.</w:t>
+      </w:r>
+      <w:r>
+        <w:t xml:space="preserve"> Every illustration drawn to scale carries one, in empty space: a bar 0.13 cm high in two halves, ink and white, a round length (1 m, 0.2 m), and below it the labels 0 and the length with its unit.</w:t>
+      </w:r>
+    </w:p>
+    <w:p>
+      <w:pPr>
+        <w:pStyle w:val="ListBullet"/>
+      </w:pPr>
+      <w:r>
+        <w:rPr>
+          <w:b/>
+        </w:rPr>
+        <w:t>Detail views.</w:t>
+      </w:r>
+      <w:r>
+        <w:t xml:space="preserve"> Where a part is too small at the common scale to show its inside, repeat it in a panel of its own at a larger scale, with its own scale bar, and give the ratio in the caption: Figure 1.2(c) shows the motor of (b) at twice the scale.</w:t>
+      </w:r>
+    </w:p>
+    <w:p>
+      <w:pPr>
+        <w:pStyle w:val="ListBullet"/>
+      </w:pPr>
+      <w:r>
+        <w:rPr>
+          <w:b/>
+        </w:rPr>
+        <w:t>Representative dimensions.</w:t>
+      </w:r>
+      <w:r>
+        <w:t xml:space="preserve"> When a drawing stands for a class of machine rather than a particular one, take its sizes from catalogue equipment of one stated rating, and say in the caption that they are representative.</w:t>
+      </w:r>
+    </w:p>
+    <w:p>
+      <w:pPr>
+        <w:pStyle w:val="ListBullet"/>
+      </w:pPr>
+      <w:r>
+        <w:rPr>
+          <w:b/>
+        </w:rPr>
+        <w:t>Scale shared with a graph</w:t>
+      </w:r>
+      <w:r>
+        <w:t>: a rotor drawn above its mode shapes shares their axial scale (Figure 1.4).</w:t>
+      </w:r>
+    </w:p>
+    <w:p>
+      <w:pPr>
+        <w:pStyle w:val="ListBullet"/>
+      </w:pPr>
+      <w:r>
+        <w:rPr>
+          <w:b/>
+        </w:rPr>
         <w:t>Line weights</w:t>
       </w:r>
       <w:r>
@@ -1232,20 +1316,6 @@
       </w:r>
       <w:r>
         <w:t xml:space="preserve"> an arrowhead. A leader that ends inside a part ends in a small dot. Arrows are kept for flow, motion and dimensions.</w:t>
-      </w:r>
-    </w:p>
-    <w:p>
-      <w:pPr>
-        <w:pStyle w:val="ListBullet"/>
-      </w:pPr>
-      <w:r>
-        <w:rPr>
-          <w:b/>
-        </w:rPr>
-        <w:t>Scale</w:t>
-      </w:r>
-      <w:r>
-        <w:t>: where the scale carries meaning, keep it. A rotor drawn above its mode shapes shares their axial scale (Figure 1.4).</w:t>
       </w:r>
     </w:p>
     <w:p>
@@ -1805,7 +1875,416 @@
         <w:pStyle w:val="Heading1"/>
       </w:pPr>
       <w:r>
-        <w:t>5. Colour and greyscale</w:t>
+        <w:t>5. Diagrams</w:t>
+      </w:r>
+    </w:p>
+    <w:p>
+      <w:pPr>
+        <w:jc w:val="both"/>
+      </w:pPr>
+      <w:r>
+        <w:t>A diagram shows a relationship rather than an object or a set of data. Figure 1.9, the high-speed trilemma, is the reference.</w:t>
+      </w:r>
+    </w:p>
+    <w:p>
+      <w:pPr>
+        <w:pStyle w:val="ListBullet"/>
+      </w:pPr>
+      <w:r>
+        <w:rPr>
+          <w:b/>
+        </w:rPr>
+        <w:t>Shapes</w:t>
+      </w:r>
+      <w:r>
+        <w:t>: flat fills with ink outlines of 1.0 pt; circles, ellipses and boxes, nothing more. No shadows, no gradients, no 3-D.</w:t>
+      </w:r>
+    </w:p>
+    <w:p>
+      <w:pPr>
+        <w:pStyle w:val="ListBullet"/>
+      </w:pPr>
+      <w:r>
+        <w:rPr>
+          <w:b/>
+        </w:rPr>
+        <w:t>Arrows</w:t>
+      </w:r>
+      <w:r>
+        <w:t xml:space="preserve"> show influence, sequence or flow: ink, 1.3 pt, with a filled head. An arrow that is also the edge of a shape replaces that edge rather than running beside it, as the sides of the triangle do in Figure 1.9.</w:t>
+      </w:r>
+    </w:p>
+    <w:p>
+      <w:pPr>
+        <w:pStyle w:val="ListBullet"/>
+      </w:pPr>
+      <w:r>
+        <w:rPr>
+          <w:b/>
+        </w:rPr>
+        <w:t>Colour carries meaning, and keeps it through the chapter.</w:t>
+      </w:r>
+      <w:r>
+        <w:t xml:space="preserve"> A region is a light tint of a series colour, the colour at 13 % on white, and the text inside it is set in the colour itself:</w:t>
+      </w:r>
+    </w:p>
+    <w:tbl>
+      <w:tblPr>
+        <w:tblStyle w:val="HSBookTable"/>
+        <w:tblW w:w="5000" w:type="pct"/>
+        <w:jc w:val="center"/>
+        <w:tblBorders>
+          <w:top w:val="single" w:sz="8" w:space="0" w:color="000000"/>
+          <w:left w:val="nil"/>
+          <w:bottom w:val="single" w:sz="8" w:space="0" w:color="000000"/>
+          <w:right w:val="nil"/>
+          <w:insideH w:val="nil"/>
+          <w:insideV w:val="nil"/>
+        </w:tblBorders>
+        <w:tblLayout w:type="fixed"/>
+        <w:tblCellMar>
+          <w:top w:w="45" w:type="dxa"/>
+          <w:left w:w="85" w:type="dxa"/>
+          <w:bottom w:w="45" w:type="dxa"/>
+          <w:right w:w="85" w:type="dxa"/>
+        </w:tblCellMar>
+        <w:tblLook w:val="0420" w:firstRow="1" w:lastRow="0" w:firstColumn="0" w:lastColumn="0" w:noHBand="1" w:noVBand="1"/>
+      </w:tblPr>
+      <w:tblGrid>
+        <w:gridCol w:w="1449"/>
+        <w:gridCol w:w="891"/>
+        <w:gridCol w:w="6686"/>
+      </w:tblGrid>
+      <w:tr>
+        <w:trPr>
+          <w:cantSplit/>
+          <w:tblHeader/>
+        </w:trPr>
+        <w:tc>
+          <w:tcPr>
+            <w:tcW w:w="1449" w:type="dxa"/>
+            <w:tcBorders>
+              <w:bottom w:val="single" w:sz="4" w:space="0" w:color="000000"/>
+            </w:tcBorders>
+            <w:vAlign w:val="center"/>
+          </w:tcPr>
+          <w:p>
+            <w:pPr>
+              <w:spacing w:before="0" w:after="0" w:line="240" w:lineRule="auto"/>
+              <w:jc w:val="left"/>
+            </w:pPr>
+            <w:r>
+              <w:rPr>
+                <w:rFonts w:ascii="Times New Roman" w:hAnsi="Times New Roman" w:cs="Times New Roman"/>
+                <w:b/>
+                <w:bCs/>
+                <w:sz w:val="22"/>
+                <w:szCs w:val="22"/>
+              </w:rPr>
+              <w:t>Colour</w:t>
+            </w:r>
+          </w:p>
+        </w:tc>
+        <w:tc>
+          <w:tcPr>
+            <w:tcW w:w="891" w:type="dxa"/>
+            <w:tcBorders>
+              <w:bottom w:val="single" w:sz="4" w:space="0" w:color="000000"/>
+            </w:tcBorders>
+            <w:vAlign w:val="center"/>
+          </w:tcPr>
+          <w:p>
+            <w:pPr>
+              <w:spacing w:before="0" w:after="0" w:line="240" w:lineRule="auto"/>
+              <w:jc w:val="left"/>
+            </w:pPr>
+            <w:r>
+              <w:rPr>
+                <w:rFonts w:ascii="Times New Roman" w:hAnsi="Times New Roman" w:cs="Times New Roman"/>
+                <w:b/>
+                <w:bCs/>
+                <w:sz w:val="22"/>
+                <w:szCs w:val="22"/>
+              </w:rPr>
+              <w:t>Tint</w:t>
+            </w:r>
+          </w:p>
+        </w:tc>
+        <w:tc>
+          <w:tcPr>
+            <w:tcW w:w="6686" w:type="dxa"/>
+            <w:tcBorders>
+              <w:bottom w:val="single" w:sz="4" w:space="0" w:color="000000"/>
+            </w:tcBorders>
+            <w:vAlign w:val="center"/>
+          </w:tcPr>
+          <w:p>
+            <w:pPr>
+              <w:spacing w:before="0" w:after="0" w:line="240" w:lineRule="auto"/>
+              <w:jc w:val="left"/>
+            </w:pPr>
+            <w:r>
+              <w:rPr>
+                <w:rFonts w:ascii="Times New Roman" w:hAnsi="Times New Roman" w:cs="Times New Roman"/>
+                <w:b/>
+                <w:bCs/>
+                <w:sz w:val="22"/>
+                <w:szCs w:val="22"/>
+              </w:rPr>
+              <w:t>In Chapter 1 it means</w:t>
+            </w:r>
+          </w:p>
+        </w:tc>
+      </w:tr>
+      <w:tr>
+        <w:trPr>
+          <w:cantSplit/>
+        </w:trPr>
+        <w:tc>
+          <w:tcPr>
+            <w:tcW w:w="1449" w:type="dxa"/>
+            <w:vAlign w:val="center"/>
+          </w:tcPr>
+          <w:p>
+            <w:pPr>
+              <w:spacing w:before="0" w:after="0" w:line="240" w:lineRule="auto"/>
+              <w:jc w:val="left"/>
+            </w:pPr>
+            <w:r>
+              <w:rPr>
+                <w:rFonts w:ascii="Times New Roman" w:hAnsi="Times New Roman" w:cs="Times New Roman"/>
+                <w:sz w:val="22"/>
+                <w:szCs w:val="22"/>
+              </w:rPr>
+              <w:t>blue #1f4e79</w:t>
+            </w:r>
+          </w:p>
+        </w:tc>
+        <w:tc>
+          <w:tcPr>
+            <w:tcW w:w="891" w:type="dxa"/>
+            <w:vAlign w:val="center"/>
+          </w:tcPr>
+          <w:p>
+            <w:pPr>
+              <w:spacing w:before="0" w:after="0" w:line="240" w:lineRule="auto"/>
+              <w:jc w:val="left"/>
+            </w:pPr>
+            <w:r>
+              <w:rPr>
+                <w:rFonts w:ascii="Times New Roman" w:hAnsi="Times New Roman" w:cs="Times New Roman"/>
+                <w:sz w:val="22"/>
+                <w:szCs w:val="22"/>
+              </w:rPr>
+              <w:t>#e2e8ee</w:t>
+            </w:r>
+          </w:p>
+        </w:tc>
+        <w:tc>
+          <w:tcPr>
+            <w:tcW w:w="6686" w:type="dxa"/>
+            <w:vAlign w:val="center"/>
+          </w:tcPr>
+          <w:p>
+            <w:pPr>
+              <w:spacing w:before="0" w:after="0" w:line="240" w:lineRule="auto"/>
+              <w:jc w:val="left"/>
+            </w:pPr>
+            <w:r>
+              <w:rPr>
+                <w:rFonts w:ascii="Times New Roman" w:hAnsi="Times New Roman" w:cs="Times New Roman"/>
+                <w:sz w:val="22"/>
+                <w:szCs w:val="22"/>
+              </w:rPr>
+              <w:t>the converter: the pulse-ratio lines of Figure 1.6, the gatekeeper of Figure 1.9</w:t>
+            </w:r>
+          </w:p>
+        </w:tc>
+      </w:tr>
+      <w:tr>
+        <w:trPr>
+          <w:cantSplit/>
+        </w:trPr>
+        <w:tc>
+          <w:tcPr>
+            <w:tcW w:w="1449" w:type="dxa"/>
+            <w:vAlign w:val="center"/>
+          </w:tcPr>
+          <w:p>
+            <w:pPr>
+              <w:spacing w:before="0" w:after="0" w:line="240" w:lineRule="auto"/>
+              <w:jc w:val="left"/>
+            </w:pPr>
+            <w:r>
+              <w:rPr>
+                <w:rFonts w:ascii="Times New Roman" w:hAnsi="Times New Roman" w:cs="Times New Roman"/>
+                <w:sz w:val="22"/>
+                <w:szCs w:val="22"/>
+              </w:rPr>
+              <w:t>rust #a6350f</w:t>
+            </w:r>
+          </w:p>
+        </w:tc>
+        <w:tc>
+          <w:tcPr>
+            <w:tcW w:w="891" w:type="dxa"/>
+            <w:vAlign w:val="center"/>
+          </w:tcPr>
+          <w:p>
+            <w:pPr>
+              <w:spacing w:before="0" w:after="0" w:line="240" w:lineRule="auto"/>
+              <w:jc w:val="left"/>
+            </w:pPr>
+            <w:r>
+              <w:rPr>
+                <w:rFonts w:ascii="Times New Roman" w:hAnsi="Times New Roman" w:cs="Times New Roman"/>
+                <w:sz w:val="22"/>
+                <w:szCs w:val="22"/>
+              </w:rPr>
+              <w:t>#f3e5e0</w:t>
+            </w:r>
+          </w:p>
+        </w:tc>
+        <w:tc>
+          <w:tcPr>
+            <w:tcW w:w="6686" w:type="dxa"/>
+            <w:vAlign w:val="center"/>
+          </w:tcPr>
+          <w:p>
+            <w:pPr>
+              <w:spacing w:before="0" w:after="0" w:line="240" w:lineRule="auto"/>
+              <w:jc w:val="left"/>
+            </w:pPr>
+            <w:r>
+              <w:rPr>
+                <w:rFonts w:ascii="Times New Roman" w:hAnsi="Times New Roman" w:cs="Times New Roman"/>
+                <w:sz w:val="22"/>
+                <w:szCs w:val="22"/>
+              </w:rPr>
+              <w:t>silicon IGBTs, and the low-pole industrial topology they reach</w:t>
+            </w:r>
+          </w:p>
+        </w:tc>
+      </w:tr>
+      <w:tr>
+        <w:trPr>
+          <w:cantSplit/>
+        </w:trPr>
+        <w:tc>
+          <w:tcPr>
+            <w:tcW w:w="1449" w:type="dxa"/>
+            <w:vAlign w:val="center"/>
+          </w:tcPr>
+          <w:p>
+            <w:pPr>
+              <w:spacing w:before="0" w:after="0" w:line="240" w:lineRule="auto"/>
+              <w:jc w:val="left"/>
+            </w:pPr>
+            <w:r>
+              <w:rPr>
+                <w:rFonts w:ascii="Times New Roman" w:hAnsi="Times New Roman" w:cs="Times New Roman"/>
+                <w:sz w:val="22"/>
+                <w:szCs w:val="22"/>
+              </w:rPr>
+              <w:t>green #4a7c1f</w:t>
+            </w:r>
+          </w:p>
+        </w:tc>
+        <w:tc>
+          <w:tcPr>
+            <w:tcW w:w="891" w:type="dxa"/>
+            <w:vAlign w:val="center"/>
+          </w:tcPr>
+          <w:p>
+            <w:pPr>
+              <w:spacing w:before="0" w:after="0" w:line="240" w:lineRule="auto"/>
+              <w:jc w:val="left"/>
+            </w:pPr>
+            <w:r>
+              <w:rPr>
+                <w:rFonts w:ascii="Times New Roman" w:hAnsi="Times New Roman" w:cs="Times New Roman"/>
+                <w:sz w:val="22"/>
+                <w:szCs w:val="22"/>
+              </w:rPr>
+              <w:t>#e8eee2</w:t>
+            </w:r>
+          </w:p>
+        </w:tc>
+        <w:tc>
+          <w:tcPr>
+            <w:tcW w:w="6686" w:type="dxa"/>
+            <w:vAlign w:val="center"/>
+          </w:tcPr>
+          <w:p>
+            <w:pPr>
+              <w:spacing w:before="0" w:after="0" w:line="240" w:lineRule="auto"/>
+              <w:jc w:val="left"/>
+            </w:pPr>
+            <w:r>
+              <w:rPr>
+                <w:rFonts w:ascii="Times New Roman" w:hAnsi="Times New Roman" w:cs="Times New Roman"/>
+                <w:sz w:val="22"/>
+                <w:szCs w:val="22"/>
+              </w:rPr>
+              <w:t>SiC and GaN, and the high-pole mobile topology that needs them</w:t>
+            </w:r>
+          </w:p>
+        </w:tc>
+      </w:tr>
+    </w:tbl>
+    <w:p>
+      <w:pPr>
+        <w:spacing w:after="40"/>
+      </w:pPr>
+    </w:p>
+    <w:p>
+      <w:pPr>
+        <w:pStyle w:val="ListBullet"/>
+      </w:pPr>
+      <w:r>
+        <w:rPr>
+          <w:b/>
+        </w:rPr>
+        <w:t>Pictograms</w:t>
+      </w:r>
+      <w:r>
+        <w:t xml:space="preserve"> may mark the elements of a diagram, provided they are drawn like the illustrations, from the palette and without shading: the sleeved rotor, the sine wave and the heat sink of Figure 1.9. No clip art and no icon sets.</w:t>
+      </w:r>
+    </w:p>
+    <w:p>
+      <w:pPr>
+        <w:pStyle w:val="ListBullet"/>
+      </w:pPr>
+      <w:r>
+        <w:rPr>
+          <w:b/>
+        </w:rPr>
+        <w:t>Text</w:t>
+      </w:r>
+      <w:r>
+        <w:t>: 11 pt, horizontal, sentence case. The names of the elements are set in ink, outside their shapes where there is room.</w:t>
+      </w:r>
+    </w:p>
+    <w:p>
+      <w:pPr>
+        <w:pStyle w:val="ListBullet"/>
+      </w:pPr>
+      <w:r>
+        <w:rPr>
+          <w:b/>
+        </w:rPr>
+        <w:t>Greyscale</w:t>
+      </w:r>
+      <w:r>
+        <w:t>: tints are told apart by their labels, so every tinted region carries one.</w:t>
+      </w:r>
+    </w:p>
+    <w:p>
+      <w:pPr>
+        <w:pStyle w:val="Heading1"/>
+      </w:pPr>
+      <w:r>
+        <w:t>6. Colour and greyscale</w:t>
       </w:r>
     </w:p>
     <w:p>
@@ -1822,7 +2301,7 @@
         <w:t>every figure must read correctly when printed in greyscale</w:t>
       </w:r>
       <w:r>
-        <w:t>. That is why each colour carries its own line style or hatching. Check by printing the figure in black and white.</w:t>
+        <w:t>. That is why each colour carries its own line style or hatching, and why every tinted region is labelled. Check by printing the figure in black and white.</w:t>
       </w:r>
     </w:p>
     <w:p>
@@ -1830,7 +2309,7 @@
         <w:pStyle w:val="Heading1"/>
       </w:pPr>
       <w:r>
-        <w:t>6. Tables</w:t>
+        <w:t>7. Tables</w:t>
       </w:r>
     </w:p>
     <w:p>
@@ -1948,7 +2427,7 @@
         <w:pStyle w:val="Heading1"/>
       </w:pPr>
       <w:r>
-        <w:t>7. Captions</w:t>
+        <w:t>8. Captions</w:t>
       </w:r>
     </w:p>
     <w:p>
@@ -2008,7 +2487,7 @@
         <w:t>Content</w:t>
       </w:r>
       <w:r>
-        <w:t>: the first sentence names what is shown; the following sentences say what to look for. Panels are referred to by letter. Values that are illustrative rather than measured are said to be so.</w:t>
+        <w:t>: the first sentence names what is shown; the following sentences say what to look for. Panels are referred to by letter. Values that are illustrative rather than measured are said to be so, and so are dimensions that are representative rather than those of a particular machine.</w:t>
       </w:r>
     </w:p>
     <w:p>
@@ -2039,7 +2518,71 @@
         <w:pStyle w:val="Heading1"/>
       </w:pPr>
       <w:r>
-        <w:t>8. Sources and rights</w:t>
+        <w:t>9. Headings, citations and references</w:t>
+      </w:r>
+    </w:p>
+    <w:p>
+      <w:pPr>
+        <w:pStyle w:val="ListBullet"/>
+      </w:pPr>
+      <w:r>
+        <w:rPr>
+          <w:b/>
+        </w:rPr>
+        <w:t>Headings</w:t>
+      </w:r>
+      <w:r>
+        <w:t xml:space="preserve"> are in sentence case, as in the table of contents: "1.3.2 Rotordynamics and critical speeds", "1.2.1 Industrial high-speed machines: the stationary approach". There is no full stop after the section number or at the end of the heading. Sections take the Word style Heading 2 and subsections Heading 3; a heading below a subsection is a bold paragraph of its own, in sentence case, kept with the paragraph that follows it.</w:t>
+      </w:r>
+    </w:p>
+    <w:p>
+      <w:pPr>
+        <w:pStyle w:val="ListBullet"/>
+      </w:pPr>
+      <w:r>
+        <w:rPr>
+          <w:b/>
+        </w:rPr>
+        <w:t>Citations</w:t>
+      </w:r>
+      <w:r>
+        <w:t xml:space="preserve"> in the text take the form (Author, year) for one author, (Author and Author, year) for two, and (Author et al., year) for three or more: "(Lipo, 2017)", "(Pyrhönen et al., 2013)".</w:t>
+      </w:r>
+    </w:p>
+    <w:p>
+      <w:pPr>
+        <w:pStyle w:val="ListBullet"/>
+      </w:pPr>
+      <w:r>
+        <w:rPr>
+          <w:b/>
+        </w:rPr>
+        <w:t>References</w:t>
+      </w:r>
+      <w:r>
+        <w:t xml:space="preserve"> are listed at the end of each chapter under the heading "References", in alphabetical order of the first author, in the form of Chapter 1: the authors with their initials, the year, the title in sentence case, the journal or book in italics, the volume, issue and pages, and the DOI where there is one. Each entry has a hanging indent.</w:t>
+      </w:r>
+    </w:p>
+    <w:p>
+      <w:pPr>
+        <w:pStyle w:val="ListBullet"/>
+      </w:pPr>
+      <w:r>
+        <w:rPr>
+          <w:b/>
+        </w:rPr>
+        <w:t>Until Wiley says otherwise.</w:t>
+      </w:r>
+      <w:r>
+        <w:t xml:space="preserve"> IEEE Press books often use numbered references instead. If the publisher asks for them, author–year lists convert mechanically, so write author–year now.</w:t>
+      </w:r>
+    </w:p>
+    <w:p>
+      <w:pPr>
+        <w:pStyle w:val="Heading1"/>
+      </w:pPr>
+      <w:r>
+        <w:t>10. Sources and rights</w:t>
       </w:r>
     </w:p>
     <w:p>
@@ -2103,7 +2646,7 @@
         <w:pStyle w:val="Heading1"/>
       </w:pPr>
       <w:r>
-        <w:t>9. What to deliver with a chapter</w:t>
+        <w:t>11. What to deliver with a chapter</w:t>
       </w:r>
     </w:p>
     <w:tbl>
@@ -2394,7 +2937,7 @@
         <w:pStyle w:val="Heading1"/>
       </w:pPr>
       <w:r>
-        <w:t>10. The tools</w:t>
+        <w:t>12. The tools</w:t>
       </w:r>
     </w:p>
     <w:p>
@@ -2578,6 +3121,34 @@
         <w:jc w:val="both"/>
       </w:pPr>
       <w:r>
+        <w:t xml:space="preserve">For a drawing to scale, keep the dimensions in metres and convert them once, as </w:t>
+      </w:r>
+      <w:r>
+        <w:rPr>
+          <w:rFonts w:ascii="Courier New" w:hAnsi="Courier New"/>
+          <w:sz w:val="20"/>
+        </w:rPr>
+        <w:t>geared_vs_directdrive()</w:t>
+      </w:r>
+      <w:r>
+        <w:t xml:space="preserve"> in </w:t>
+      </w:r>
+      <w:r>
+        <w:rPr>
+          <w:rFonts w:ascii="Courier New" w:hAnsi="Courier New"/>
+          <w:sz w:val="20"/>
+        </w:rPr>
+        <w:t>src/ch1_figures.py</w:t>
+      </w:r>
+      <w:r>
+        <w:t xml:space="preserve"> does: a view maps metres to centimetres of the page at a chosen scale, and every part is placed through it.</w:t>
+      </w:r>
+    </w:p>
+    <w:p>
+      <w:pPr>
+        <w:jc w:val="both"/>
+      </w:pPr>
+      <w:r>
         <w:rPr>
           <w:b/>
         </w:rPr>
@@ -2681,7 +3252,7 @@
         <w:pStyle w:val="Heading1"/>
       </w:pPr>
       <w:r>
-        <w:t>11. Checklist before sending a chapter</w:t>
+        <w:t>13. Checklist before sending a chapter</w:t>
       </w:r>
     </w:p>
     <w:p>
@@ -2713,7 +3284,7 @@
         <w:pStyle w:val="ListNumber"/>
       </w:pPr>
       <w:r>
-        <w:t>Every graph reads in greyscale.</w:t>
+        <w:t>Every graph reads in greyscale, and every tinted region is labelled.</w:t>
       </w:r>
     </w:p>
     <w:p>
@@ -2722,6 +3293,22 @@
       </w:pPr>
       <w:r>
         <w:t>Illustrations are 2-D drawings in flat fills from the palette, with no hatching, no AI imagery and no photorealism.</w:t>
+      </w:r>
+    </w:p>
+    <w:p>
+      <w:pPr>
+        <w:pStyle w:val="ListNumber"/>
+      </w:pPr>
+      <w:r>
+        <w:t>Illustrations are drawn to scale from real dimensions; arrangements that are compared share one scale and carry a scale bar.</w:t>
+      </w:r>
+    </w:p>
+    <w:p>
+      <w:pPr>
+        <w:pStyle w:val="ListNumber"/>
+      </w:pPr>
+      <w:r>
+        <w:t>In diagrams, each colour means one thing, and the same thing throughout the chapter.</w:t>
       </w:r>
     </w:p>
     <w:p>
@@ -2756,6 +3343,14 @@
       </w:r>
       <w:r>
         <w:t>, labels "Figure c.n." and "Table c.n." in bold.</w:t>
+      </w:r>
+    </w:p>
+    <w:p>
+      <w:pPr>
+        <w:pStyle w:val="ListNumber"/>
+      </w:pPr>
+      <w:r>
+        <w:t>Headings in sentence case; citations as (Author et al., year); a reference list at the end of the chapter.</w:t>
       </w:r>
     </w:p>
     <w:p>
@@ -2862,7 +3457,7 @@
       <w:r>
         <w:drawing>
           <wp:inline xmlns:a="http://schemas.openxmlformats.org/drawingml/2006/main" xmlns:pic="http://schemas.openxmlformats.org/drawingml/2006/picture">
-            <wp:extent cx="5731510" cy="6120216"/>
+            <wp:extent cx="5731510" cy="6030280"/>
             <wp:docPr id="2" name="Picture 2"/>
             <wp:cNvGraphicFramePr>
               <a:graphicFrameLocks noChangeAspect="1"/>
@@ -2883,7 +3478,7 @@
                   <pic:spPr>
                     <a:xfrm>
                       <a:off x="0" y="0"/>
-                      <a:ext cx="5731510" cy="6120216"/>
+                      <a:ext cx="5731510" cy="6030280"/>
                     </a:xfrm>
                     <a:prstGeom prst="rect"/>
                   </pic:spPr>
@@ -2905,7 +3500,70 @@
         <w:t>Figure 1.2.</w:t>
       </w:r>
       <w:r>
-        <w:t xml:space="preserve"> Traditional geared and integrated direct-drive architectures. (a) a mains-frequency motor drives the impeller through a step-up gearbox having a heavy lubrication system. (b) the impeller is mounted directly on the high-speed motor shaft, optionally carried on active magnetic bearings (AMBs), and the gearbox, couplings and oil system disappear. In (b) the upper half of the unit is drawn in section.</w:t>
+        <w:t xml:space="preserve"> Traditional geared and integrated direct-drive architectures. (a) a mains-frequency motor drives the impeller through a step-up gearbox having a heavy lubrication system. (b) the impeller is mounted directly on the high-speed motor shaft, optionally carried on active magnetic bearings (AMBs), and the gearbox, couplings and oil system disappear. The units are drawn to scale for a compressor of about 300 kW: (a) and (b) at one scale, so that their sizes compare directly, and (c), the motor of (b) with its upper half in section, at twice that scale. The dimensions are representative of catalogue equipment, not those of a particular machine.</w:t>
+      </w:r>
+    </w:p>
+    <w:p>
+      <w:pPr>
+        <w:pStyle w:val="Heading1"/>
+        <w:pageBreakBefore/>
+      </w:pPr>
+      <w:r>
+        <w:t>Example: a diagram and its caption, as in Chapter 1</w:t>
+      </w:r>
+    </w:p>
+    <w:p>
+      <w:pPr>
+        <w:keepNext/>
+        <w:jc w:val="center"/>
+      </w:pPr>
+      <w:r>
+        <w:drawing>
+          <wp:inline xmlns:a="http://schemas.openxmlformats.org/drawingml/2006/main" xmlns:pic="http://schemas.openxmlformats.org/drawingml/2006/picture">
+            <wp:extent cx="5731510" cy="4050165"/>
+            <wp:docPr id="3" name="Picture 3"/>
+            <wp:cNvGraphicFramePr>
+              <a:graphicFrameLocks noChangeAspect="1"/>
+            </wp:cNvGraphicFramePr>
+            <a:graphic>
+              <a:graphicData uri="http://schemas.openxmlformats.org/drawingml/2006/picture">
+                <pic:pic>
+                  <pic:nvPicPr>
+                    <pic:cNvPr id="0" name="fig_1_09.png"/>
+                    <pic:cNvPicPr/>
+                  </pic:nvPicPr>
+                  <pic:blipFill>
+                    <a:blip r:embed="rId11"/>
+                    <a:stretch>
+                      <a:fillRect/>
+                    </a:stretch>
+                  </pic:blipFill>
+                  <pic:spPr>
+                    <a:xfrm>
+                      <a:off x="0" y="0"/>
+                      <a:ext cx="5731510" cy="4050165"/>
+                    </a:xfrm>
+                    <a:prstGeom prst="rect"/>
+                  </pic:spPr>
+                </pic:pic>
+              </a:graphicData>
+            </a:graphic>
+          </wp:inline>
+        </w:drawing>
+      </w:r>
+    </w:p>
+    <w:p>
+      <w:pPr>
+        <w:pStyle w:val="Caption"/>
+      </w:pPr>
+      <w:r>
+        <w:rPr>
+          <w:b/>
+        </w:rPr>
+        <w:t>Figure 1.9.</w:t>
+      </w:r>
+      <w:r>
+        <w:t xml:space="preserve"> The high-speed trilemma. Mechanical integrity, electromagnetic efficiency and thermal management pull against one another along every edge of the triangle, and feasible high-speed designs occupy the compromise window at its centre. As Section 1.6.1 notes, the power electronic interface acts as the gatekeeper that decides which part of that window can be reached at all.</w:t>
       </w:r>
     </w:p>
     <w:sectPr>

--- a/chapter1/House_Style.docx
+++ b/chapter1/House_Style.docx
@@ -2245,10 +2245,24 @@
         <w:rPr>
           <w:b/>
         </w:rPr>
+        <w:t>Elements</w:t>
+      </w:r>
+      <w:r>
+        <w:t xml:space="preserve"> may carry a light tint of their material from the illustration palette: steel #ececec, copper #f3e9c9, coolant #e2ebf4, for the mechanical, electromagnetic and thermal corners of Figure 1.9.</w:t>
+      </w:r>
+    </w:p>
+    <w:p>
+      <w:pPr>
+        <w:pStyle w:val="ListBullet"/>
+      </w:pPr>
+      <w:r>
+        <w:rPr>
+          <w:b/>
+        </w:rPr>
         <w:t>Pictograms</w:t>
       </w:r>
       <w:r>
-        <w:t xml:space="preserve"> may mark the elements of a diagram, provided they are drawn like the illustrations, from the palette and without shading: the sleeved rotor, the sine wave and the heat sink of Figure 1.9. No clip art and no icon sets.</w:t>
+        <w:t xml:space="preserve"> may mark the elements of a diagram, provided they are drawn like the illustrations, from the palette and without shading: the sleeved rotor, the waveform of rising frequency and the thermometer of Figure 1.9. No clip art and no icon sets.</w:t>
       </w:r>
     </w:p>
     <w:p>
@@ -3520,7 +3534,7 @@
       <w:r>
         <w:drawing>
           <wp:inline xmlns:a="http://schemas.openxmlformats.org/drawingml/2006/main" xmlns:pic="http://schemas.openxmlformats.org/drawingml/2006/picture">
-            <wp:extent cx="5731510" cy="4050165"/>
+            <wp:extent cx="5731510" cy="4266621"/>
             <wp:docPr id="3" name="Picture 3"/>
             <wp:cNvGraphicFramePr>
               <a:graphicFrameLocks noChangeAspect="1"/>
@@ -3541,7 +3555,7 @@
                   <pic:spPr>
                     <a:xfrm>
                       <a:off x="0" y="0"/>
-                      <a:ext cx="5731510" cy="4050165"/>
+                      <a:ext cx="5731510" cy="4266621"/>
                     </a:xfrm>
                     <a:prstGeom prst="rect"/>
                   </pic:spPr>

--- a/chapter1/House_Style.docx
+++ b/chapter1/House_Style.docx
@@ -1911,7 +1911,7 @@
         <w:t>Arrows</w:t>
       </w:r>
       <w:r>
-        <w:t xml:space="preserve"> show influence, sequence or flow: ink, 1.3 pt, with a filled head. An arrow that is also the edge of a shape replaces that edge rather than running beside it, as the sides of the triangle do in Figure 1.9.</w:t>
+        <w:t xml:space="preserve"> show influence, sequence or flow: ink, 1.3 pt, with a filled head. A cycle that carries the argument may be drawn with broad arrows instead, curved and filled in the colour of the element each one leaves, with a thin ink edge, as in Figure 1.9: steel #a9a9a9, copper #c9a227, coolant #8fb1d1.</w:t>
       </w:r>
     </w:p>
     <w:p>
@@ -2248,7 +2248,7 @@
         <w:t>Elements</w:t>
       </w:r>
       <w:r>
-        <w:t xml:space="preserve"> may carry a light tint of their material from the illustration palette: steel #ececec, copper #f3e9c9, coolant #e2ebf4, for the mechanical, electromagnetic and thermal corners of Figure 1.9.</w:t>
+        <w:t xml:space="preserve"> may sit on a disc tinted with their material from the illustration palette: steel #ececec, copper #f3e9c9, coolant #e2ebf4, for the mechanical, electromagnetic and thermal corners of Figure 1.9.</w:t>
       </w:r>
     </w:p>
     <w:p>
@@ -2259,10 +2259,24 @@
         <w:rPr>
           <w:b/>
         </w:rPr>
-        <w:t>Pictograms</w:t>
+        <w:t>Draw rather than write.</w:t>
       </w:r>
       <w:r>
-        <w:t xml:space="preserve"> may mark the elements of a diagram, provided they are drawn like the illustrations, from the palette and without shading: the sleeved rotor, the waveform of rising frequency and the thermometer of Figure 1.9. No clip art and no icon sets.</w:t>
+        <w:t xml:space="preserve"> Mark the elements with small drawings made like the illustrations, from the palette and without shading, so that the reader sees what each element is: in Figure 1.9 the sleeved rotor with its centrifugal load, a machine in cross-section, a liquid-cooled stator, and the two-pole and six-pole rotors of the two paradigms. No clip art and no icon sets.</w:t>
+      </w:r>
+    </w:p>
+    <w:p>
+      <w:pPr>
+        <w:pStyle w:val="ListBullet"/>
+      </w:pPr>
+      <w:r>
+        <w:rPr>
+          <w:b/>
+        </w:rPr>
+        <w:t>The focal element</w:t>
+      </w:r>
+      <w:r>
+        <w:t xml:space="preserve"> may stand on a light grey ring, #ececec, 0.22 cm wide, as the feasible window does in Figure 1.9.</w:t>
       </w:r>
     </w:p>
     <w:p>
@@ -3534,7 +3548,7 @@
       <w:r>
         <w:drawing>
           <wp:inline xmlns:a="http://schemas.openxmlformats.org/drawingml/2006/main" xmlns:pic="http://schemas.openxmlformats.org/drawingml/2006/picture">
-            <wp:extent cx="5731510" cy="4266621"/>
+            <wp:extent cx="5731510" cy="4457164"/>
             <wp:docPr id="3" name="Picture 3"/>
             <wp:cNvGraphicFramePr>
               <a:graphicFrameLocks noChangeAspect="1"/>
@@ -3555,7 +3569,7 @@
                   <pic:spPr>
                     <a:xfrm>
                       <a:off x="0" y="0"/>
-                      <a:ext cx="5731510" cy="4266621"/>
+                      <a:ext cx="5731510" cy="4457164"/>
                     </a:xfrm>
                     <a:prstGeom prst="rect"/>
                   </pic:spPr>
@@ -3577,7 +3591,7 @@
         <w:t>Figure 1.9.</w:t>
       </w:r>
       <w:r>
-        <w:t xml:space="preserve"> The high-speed trilemma. Mechanical integrity, electromagnetic efficiency and thermal management pull against one another along every edge of the triangle, and feasible high-speed designs occupy the compromise window at its centre. As Section 1.6.1 notes, the power electronic interface acts as the gatekeeper that decides which part of that window can be reached at all.</w:t>
+        <w:t xml:space="preserve"> The high-speed trilemma. Mechanical integrity, electromagnetic efficiency and thermal management pull against one another around the cycle, each remedy creating the next problem, and feasible high-speed designs occupy the compromise window at the centre. As Section 1.6.1 notes, the power electronic interface acts as the gatekeeper that decides which part of that window can be reached at all. The rotors in the window show the pole numbers of the two paradigms: two poles for the industrial machine that silicon IGBTs can supply, six for the mobile machine that needs SiC or GaN.</w:t>
       </w:r>
     </w:p>
     <w:sectPr>

--- a/chapter1/House_Style.docx
+++ b/chapter1/House_Style.docx
@@ -2262,7 +2262,7 @@
         <w:t>Draw rather than write.</w:t>
       </w:r>
       <w:r>
-        <w:t xml:space="preserve"> Mark the elements with small drawings made like the illustrations, from the palette and without shading, so that the reader sees what each element is: in Figure 1.9 the sleeved rotor with its centrifugal load, a machine in cross-section, a liquid-cooled stator, and the two-pole and six-pole rotors of the two paradigms. No clip art and no icon sets.</w:t>
+        <w:t xml:space="preserve"> Mark the elements with small drawings made like the illustrations, from the palette and without shading, so that the reader sees what each element is: in Figure 1.9 the sleeved rotor with its centrifugal load, a machine in cross-section, a liquid-cooled stator, the two-pole and six-pole rotors of the two paradigms, and the power electronics as a gate, a post and a striped arm carrying its sign. A metaphor the text uses, such as the gatekeeper, is worth drawing literally. No clip art and no icon sets.</w:t>
       </w:r>
     </w:p>
     <w:p>
@@ -3528,7 +3528,7 @@
         <w:t>Figure 1.2.</w:t>
       </w:r>
       <w:r>
-        <w:t xml:space="preserve"> Traditional geared and integrated direct-drive architectures. (a) a mains-frequency motor drives the impeller through a step-up gearbox having a heavy lubrication system. (b) the impeller is mounted directly on the high-speed motor shaft, optionally carried on active magnetic bearings (AMBs), and the gearbox, couplings and oil system disappear. The units are drawn to scale for a compressor of about 300 kW: (a) and (b) at one scale, so that their sizes compare directly, and (c), the motor of (b) with its upper half in section, at twice that scale. The dimensions are representative of catalogue equipment, not those of a particular machine.</w:t>
+        <w:t xml:space="preserve"> Traditional geared and integrated direct-drive architectures. (a) a mains-frequency motor drives the impeller through a step-up gearbox having a heavy lubrication system. (b) the impeller is mounted directly on the high-speed motor shaft, optionally carried on active magnetic bearings (AMBs), and the gearbox, couplings and oil system disappear. The units are drawn to scale for a compressor of about 300 kW: (a) and (b) at one scale, so that their sizes compare directly, and (c), the motor of (b) with its upper half in section, at twice that scale. The dimensions are representative of catalogue equipment, not those of a particular machine.</w:t>
       </w:r>
     </w:p>
     <w:p>
@@ -3591,7 +3591,7 @@
         <w:t>Figure 1.9.</w:t>
       </w:r>
       <w:r>
-        <w:t xml:space="preserve"> The high-speed trilemma. Mechanical integrity, electromagnetic efficiency and thermal management pull against one another around the cycle, each remedy creating the next problem, and feasible high-speed designs occupy the compromise window at the centre. As Section 1.6.1 notes, the power electronic interface acts as the gatekeeper that decides which part of that window can be reached at all. The rotors in the window show the pole numbers of the two paradigms: two poles for the industrial machine that silicon IGBTs can supply, six for the mobile machine that needs SiC or GaN.</w:t>
+        <w:t xml:space="preserve"> The high-speed trilemma. Mechanical integrity, electromagnetic efficiency and thermal management pull against one another around the cycle, each remedy creating the next problem, and feasible high-speed designs occupy the compromise window at the centre. As Section 1.6.1 notes, the power electronic interface acts as the gatekeeper that decides which part of that window can be reached at all. Within the window the power electronics stands as a gate between the two paradigms, shown at 30 000 r/min: above it the two-pole industrial machine at 500 Hz, which silicon IGBTs can supply, and below it the six-pole mobile machine at 1500 Hz, which needs SiC or GaN.</w:t>
       </w:r>
     </w:p>
     <w:sectPr>
